--- a/CA-3.docx
+++ b/CA-3.docx
@@ -8,6 +8,12 @@
           <w:lang w:val="mn-MN"/>
         </w:rPr>
       </w:pPr>
+      <w:r>
+        <w:rPr>
+          <w:lang w:val="mn-MN"/>
+        </w:rPr>
+        <w:t>ss</w:t>
+      </w:r>
       <w:r>
         <w:rPr>
           <w:lang w:val="mn-MN"/>

--- a/CA-3.docx
+++ b/CA-3.docx
@@ -8,6 +8,12 @@
           <w:lang w:val="mn-MN"/>
         </w:rPr>
       </w:pPr>
+      <w:r>
+        <w:rPr>
+          <w:lang w:val="mn-MN"/>
+        </w:rPr>
+        <w:t>mkl</w:t>
+      </w:r>
       <w:r>
         <w:rPr>
           <w:lang w:val="mn-MN"/>

--- a/CA-3.docx
+++ b/CA-3.docx
@@ -8,6 +8,12 @@
           <w:lang w:val="mn-MN"/>
         </w:rPr>
       </w:pPr>
+      <w:r>
+        <w:rPr>
+          <w:lang w:val="mn-MN"/>
+        </w:rPr>
+        <w:t>frfe</w:t>
+      </w:r>
       <w:r>
         <w:rPr>
           <w:lang w:val="mn-MN"/>

--- a/CA-3.docx
+++ b/CA-3.docx
@@ -8,6 +8,12 @@
           <w:lang w:val="mn-MN"/>
         </w:rPr>
       </w:pPr>
+      <w:r>
+        <w:rPr>
+          <w:lang w:val="mn-MN"/>
+        </w:rPr>
+        <w:t>kpk</w:t>
+      </w:r>
       <w:r>
         <w:rPr>
           <w:lang w:val="mn-MN"/>

--- a/CA-3.docx
+++ b/CA-3.docx
@@ -8,6 +8,18 @@
           <w:lang w:val="mn-MN"/>
         </w:rPr>
       </w:pPr>
+      <w:r>
+        <w:rPr>
+          <w:lang w:val="mn-MN"/>
+        </w:rPr>
+        <w:t>gbfd</w:t>
+      </w:r>
+      <w:r>
+        <w:rPr>
+          <w:lang w:val="mn-MN"/>
+        </w:rPr>
+        <w:t>njn</w:t>
+      </w:r>
       <w:r>
         <w:rPr>
           <w:lang w:val="mn-MN"/>

--- a/CA-3.docx
+++ b/CA-3.docx
@@ -8,6 +8,12 @@
           <w:lang w:val="mn-MN"/>
         </w:rPr>
       </w:pPr>
+      <w:r>
+        <w:rPr>
+          <w:lang w:val="mn-MN"/>
+        </w:rPr>
+        <w:t>ббб</w:t>
+      </w:r>
       <w:r>
         <w:rPr>
           <w:lang w:val="mn-MN"/>

--- a/CA-3.docx
+++ b/CA-3.docx
@@ -8,6 +8,12 @@
           <w:lang w:val="mn-MN"/>
         </w:rPr>
       </w:pPr>
+      <w:r>
+        <w:rPr>
+          <w:lang w:val="mn-MN"/>
+        </w:rPr>
+        <w:t>жөжө</w:t>
+      </w:r>
       <w:r>
         <w:rPr>
           <w:lang w:val="mn-MN"/>

--- a/CA-3.docx
+++ b/CA-3.docx
@@ -8,6 +8,12 @@
           <w:lang w:val="mn-MN"/>
         </w:rPr>
       </w:pPr>
+      <w:r>
+        <w:rPr>
+          <w:lang w:val="mn-MN"/>
+        </w:rPr>
+        <w:t>wdd</w:t>
+      </w:r>
       <w:r>
         <w:rPr>
           <w:lang w:val="mn-MN"/>

--- a/CA-3.docx
+++ b/CA-3.docx
@@ -8,6 +8,12 @@
           <w:lang w:val="mn-MN"/>
         </w:rPr>
       </w:pPr>
+      <w:r>
+        <w:rPr>
+          <w:lang w:val="mn-MN"/>
+        </w:rPr>
+        <w:t>kkk</w:t>
+      </w:r>
       <w:r>
         <w:rPr>
           <w:lang w:val="mn-MN"/>

--- a/CA-3.docx
+++ b/CA-3.docx
@@ -8,6 +8,12 @@
           <w:lang w:val="mn-MN"/>
         </w:rPr>
       </w:pPr>
+      <w:r>
+        <w:rPr>
+          <w:lang w:val="mn-MN"/>
+        </w:rPr>
+        <w:t>ууы</w:t>
+      </w:r>
       <w:r>
         <w:rPr>
           <w:lang w:val="mn-MN"/>

--- a/CA-3.docx
+++ b/CA-3.docx
@@ -8,6 +8,12 @@
           <w:lang w:val="mn-MN"/>
         </w:rPr>
       </w:pPr>
+      <w:r>
+        <w:rPr>
+          <w:lang w:val="mn-MN"/>
+        </w:rPr>
+        <w:t>буу</w:t>
+      </w:r>
       <w:r>
         <w:rPr>
           <w:lang w:val="mn-MN"/>

--- a/CA-3.docx
+++ b/CA-3.docx
@@ -8,6 +8,12 @@
           <w:lang w:val="mn-MN"/>
         </w:rPr>
       </w:pPr>
+      <w:r>
+        <w:rPr>
+          <w:lang w:val="mn-MN"/>
+        </w:rPr>
+        <w:t>eed</w:t>
+      </w:r>
       <w:r>
         <w:rPr>
           <w:lang w:val="mn-MN"/>

--- a/CA-3.docx
+++ b/CA-3.docx
@@ -8,6 +8,12 @@
           <w:lang w:val="mn-MN"/>
         </w:rPr>
       </w:pPr>
+      <w:r>
+        <w:rPr>
+          <w:lang w:val="mn-MN"/>
+        </w:rPr>
+        <w:t>jm</w:t>
+      </w:r>
       <w:r>
         <w:rPr>
           <w:lang w:val="mn-MN"/>

--- a/CA-3.docx
+++ b/CA-3.docx
@@ -8,6 +8,12 @@
           <w:lang w:val="mn-MN"/>
         </w:rPr>
       </w:pPr>
+      <w:r>
+        <w:rPr>
+          <w:lang w:val="mn-MN"/>
+        </w:rPr>
+        <w:t>ажб</w:t>
+      </w:r>
       <w:r>
         <w:rPr>
           <w:lang w:val="mn-MN"/>

--- a/CA-3.docx
+++ b/CA-3.docx
@@ -8,6 +8,12 @@
           <w:lang w:val="mn-MN"/>
         </w:rPr>
       </w:pPr>
+      <w:r>
+        <w:rPr>
+          <w:lang w:val="mn-MN"/>
+        </w:rPr>
+        <w:t>oll</w:t>
+      </w:r>
       <w:r>
         <w:rPr>
           <w:lang w:val="mn-MN"/>

--- a/CA-3.docx
+++ b/CA-3.docx
@@ -8,6 +8,12 @@
           <w:lang w:val="mn-MN"/>
         </w:rPr>
       </w:pPr>
+      <w:r>
+        <w:rPr>
+          <w:lang w:val="mn-MN"/>
+        </w:rPr>
+        <w:t>ww</w:t>
+      </w:r>
       <w:r>
         <w:rPr>
           <w:lang w:val="mn-MN"/>

--- a/CA-3.docx
+++ b/CA-3.docx
@@ -8,6 +8,12 @@
           <w:lang w:val="mn-MN"/>
         </w:rPr>
       </w:pPr>
+      <w:r>
+        <w:rPr>
+          <w:lang w:val="mn-MN"/>
+        </w:rPr>
+        <w:t>wsw</w:t>
+      </w:r>
       <w:r>
         <w:rPr>
           <w:lang w:val="mn-MN"/>

--- a/CA-3.docx
+++ b/CA-3.docx
@@ -8,6 +8,12 @@
           <w:lang w:val="mn-MN"/>
         </w:rPr>
       </w:pPr>
+      <w:r>
+        <w:rPr>
+          <w:lang w:val="mn-MN"/>
+        </w:rPr>
+        <w:t>3ee</w:t>
+      </w:r>
       <w:r>
         <w:rPr>
           <w:lang w:val="mn-MN"/>

--- a/CA-3.docx
+++ b/CA-3.docx
@@ -8,6 +8,12 @@
           <w:lang w:val="mn-MN"/>
         </w:rPr>
       </w:pPr>
+      <w:r>
+        <w:rPr>
+          <w:lang w:val="mn-MN"/>
+        </w:rPr>
+        <w:t>dd</w:t>
+      </w:r>
       <w:r>
         <w:rPr>
           <w:lang w:val="mn-MN"/>
